--- a/Word/03-EC-B-borrador.docx
+++ b/Word/03-EC-B-borrador.docx
@@ -26,8 +26,8 @@
         <w:tblLook w:firstColumn="1" w:firstRow="1" w:lastColumn="0" w:lastRow="0" w:noHBand="0" w:noVBand="1" w:val="04A0"/>
       </w:tblPr>
       <w:tblGrid>
-        <w:gridCol w:w="1980"/>
-        <w:gridCol w:w="7765"/>
+        <w:gridCol w:w="2277"/>
+        <w:gridCol w:w="7468"/>
       </w:tblGrid>
       <w:tr>
         <w:trPr>
@@ -36,7 +36,7 @@
         </w:trPr>
         <w:tc>
           <w:tcPr>
-            <w:tcW w:w="1980" w:type="dxa"/>
+            <w:tcW w:w="2277" w:type="dxa"/>
             <w:shd w:val="clear" w:color="auto" w:fill="ECECEC"/>
           </w:tcPr>
           <w:p>
@@ -55,7 +55,7 @@
         </w:tc>
         <w:tc>
           <w:tcPr>
-            <w:tcW w:w="7765" w:type="dxa"/>
+            <w:tcW w:w="7468" w:type="dxa"/>
             <w:shd w:val="clear" w:color="auto" w:fill="ECECEC"/>
           </w:tcPr>
           <w:p>
@@ -76,7 +76,7 @@
       <w:tr>
         <w:tc>
           <w:tcPr>
-            <w:tcW w:w="1980" w:type="dxa"/>
+            <w:tcW w:w="2277" w:type="dxa"/>
           </w:tcPr>
           <w:p>
             <w:pPr>
@@ -93,7 +93,7 @@
         </w:tc>
         <w:tc>
           <w:tcPr>
-            <w:tcW w:w="7765" w:type="dxa"/>
+            <w:tcW w:w="7468" w:type="dxa"/>
           </w:tcPr>
           <w:p>
             <w:pPr>
@@ -238,8 +238,8 @@
         <w:tblLook w:firstColumn="1" w:firstRow="1" w:lastColumn="0" w:lastRow="0" w:noHBand="0" w:noVBand="1" w:val="04A0"/>
       </w:tblPr>
       <w:tblGrid>
-        <w:gridCol w:w="4653"/>
-        <w:gridCol w:w="5092"/>
+        <w:gridCol w:w="4666"/>
+        <w:gridCol w:w="5079"/>
       </w:tblGrid>
       <w:tr>
         <w:trPr>
@@ -248,7 +248,7 @@
         </w:trPr>
         <w:tc>
           <w:tcPr>
-            <w:tcW w:w="4653" w:type="dxa"/>
+            <w:tcW w:w="4666" w:type="dxa"/>
             <w:shd w:val="clear" w:color="auto" w:fill="ECECEC"/>
           </w:tcPr>
           <w:p>
@@ -267,7 +267,7 @@
         </w:tc>
         <w:tc>
           <w:tcPr>
-            <w:tcW w:w="5092" w:type="dxa"/>
+            <w:tcW w:w="5079" w:type="dxa"/>
             <w:shd w:val="clear" w:color="auto" w:fill="ECECEC"/>
           </w:tcPr>
           <w:p>
@@ -288,7 +288,7 @@
       <w:tr>
         <w:tc>
           <w:tcPr>
-            <w:tcW w:w="4653" w:type="dxa"/>
+            <w:tcW w:w="4666" w:type="dxa"/>
           </w:tcPr>
           <w:p>
             <w:pPr>
@@ -305,7 +305,7 @@
         </w:tc>
         <w:tc>
           <w:tcPr>
-            <w:tcW w:w="5092" w:type="dxa"/>
+            <w:tcW w:w="5079" w:type="dxa"/>
           </w:tcPr>
           <w:p>
             <w:pPr>
@@ -342,8 +342,8 @@
         <w:tblLook w:firstColumn="1" w:firstRow="1" w:lastColumn="0" w:lastRow="0" w:noHBand="0" w:noVBand="1" w:val="04A0"/>
       </w:tblPr>
       <w:tblGrid>
-        <w:gridCol w:w="4381"/>
-        <w:gridCol w:w="5364"/>
+        <w:gridCol w:w="4632"/>
+        <w:gridCol w:w="5113"/>
       </w:tblGrid>
       <w:tr>
         <w:trPr>
@@ -352,7 +352,7 @@
         </w:trPr>
         <w:tc>
           <w:tcPr>
-            <w:tcW w:w="4381" w:type="dxa"/>
+            <w:tcW w:w="4632" w:type="dxa"/>
             <w:shd w:val="clear" w:color="auto" w:fill="ECECEC"/>
           </w:tcPr>
           <w:p>
@@ -371,7 +371,7 @@
         </w:tc>
         <w:tc>
           <w:tcPr>
-            <w:tcW w:w="5364" w:type="dxa"/>
+            <w:tcW w:w="5113" w:type="dxa"/>
             <w:shd w:val="clear" w:color="auto" w:fill="ECECEC"/>
           </w:tcPr>
           <w:p>
@@ -392,7 +392,7 @@
       <w:tr>
         <w:tc>
           <w:tcPr>
-            <w:tcW w:w="4381" w:type="dxa"/>
+            <w:tcW w:w="4632" w:type="dxa"/>
           </w:tcPr>
           <w:p>
             <w:pPr>
@@ -409,7 +409,7 @@
         </w:tc>
         <w:tc>
           <w:tcPr>
-            <w:tcW w:w="5364" w:type="dxa"/>
+            <w:tcW w:w="5113" w:type="dxa"/>
           </w:tcPr>
           <w:p>
             <w:pPr>
@@ -455,8 +455,8 @@
         <w:tblLook w:firstColumn="1" w:firstRow="1" w:lastColumn="0" w:lastRow="0" w:noHBand="0" w:noVBand="1" w:val="04A0"/>
       </w:tblPr>
       <w:tblGrid>
-        <w:gridCol w:w="5955"/>
-        <w:gridCol w:w="3790"/>
+        <w:gridCol w:w="5632"/>
+        <w:gridCol w:w="4113"/>
       </w:tblGrid>
       <w:tr>
         <w:trPr>
@@ -465,7 +465,7 @@
         </w:trPr>
         <w:tc>
           <w:tcPr>
-            <w:tcW w:w="5955" w:type="dxa"/>
+            <w:tcW w:w="5632" w:type="dxa"/>
             <w:shd w:val="clear" w:color="auto" w:fill="ECECEC"/>
           </w:tcPr>
           <w:p>
@@ -484,7 +484,7 @@
         </w:tc>
         <w:tc>
           <w:tcPr>
-            <w:tcW w:w="3790" w:type="dxa"/>
+            <w:tcW w:w="4113" w:type="dxa"/>
             <w:shd w:val="clear" w:color="auto" w:fill="ECECEC"/>
           </w:tcPr>
           <w:p>
@@ -505,7 +505,7 @@
       <w:tr>
         <w:tc>
           <w:tcPr>
-            <w:tcW w:w="5955" w:type="dxa"/>
+            <w:tcW w:w="5632" w:type="dxa"/>
           </w:tcPr>
           <w:p>
             <w:pPr>
@@ -522,7 +522,7 @@
         </w:tc>
         <w:tc>
           <w:tcPr>
-            <w:tcW w:w="3790" w:type="dxa"/>
+            <w:tcW w:w="4113" w:type="dxa"/>
           </w:tcPr>
           <w:p>
             <w:pPr>
@@ -644,11 +644,11 @@
         <w:tblLook w:firstColumn="1" w:firstRow="1" w:lastColumn="0" w:lastRow="0" w:noHBand="0" w:noVBand="1" w:val="04A0"/>
       </w:tblPr>
       <w:tblGrid>
-        <w:gridCol w:w="1845"/>
-        <w:gridCol w:w="1882"/>
-        <w:gridCol w:w="2436"/>
-        <w:gridCol w:w="1772"/>
-        <w:gridCol w:w="1808"/>
+        <w:gridCol w:w="1910"/>
+        <w:gridCol w:w="1917"/>
+        <w:gridCol w:w="2120"/>
+        <w:gridCol w:w="1894"/>
+        <w:gridCol w:w="1902"/>
       </w:tblGrid>
       <w:tr>
         <w:trPr>
@@ -657,7 +657,7 @@
         </w:trPr>
         <w:tc>
           <w:tcPr>
-            <w:tcW w:w="1845" w:type="dxa"/>
+            <w:tcW w:w="1910" w:type="dxa"/>
             <w:shd w:val="clear" w:color="auto" w:fill="ECECEC"/>
           </w:tcPr>
           <w:p>
@@ -676,7 +676,7 @@
         </w:tc>
         <w:tc>
           <w:tcPr>
-            <w:tcW w:w="1882" w:type="dxa"/>
+            <w:tcW w:w="1917" w:type="dxa"/>
             <w:shd w:val="clear" w:color="auto" w:fill="ECECEC"/>
           </w:tcPr>
           <w:p>
@@ -695,7 +695,7 @@
         </w:tc>
         <w:tc>
           <w:tcPr>
-            <w:tcW w:w="2436" w:type="dxa"/>
+            <w:tcW w:w="2120" w:type="dxa"/>
             <w:shd w:val="clear" w:color="auto" w:fill="ECECEC"/>
           </w:tcPr>
           <w:p>
@@ -714,7 +714,7 @@
         </w:tc>
         <w:tc>
           <w:tcPr>
-            <w:tcW w:w="1772" w:type="dxa"/>
+            <w:tcW w:w="1894" w:type="dxa"/>
             <w:shd w:val="clear" w:color="auto" w:fill="ECECEC"/>
           </w:tcPr>
           <w:p>
@@ -733,7 +733,7 @@
         </w:tc>
         <w:tc>
           <w:tcPr>
-            <w:tcW w:w="1808" w:type="dxa"/>
+            <w:tcW w:w="1902" w:type="dxa"/>
             <w:shd w:val="clear" w:color="auto" w:fill="ECECEC"/>
           </w:tcPr>
           <w:p>
@@ -754,7 +754,7 @@
       <w:tr>
         <w:tc>
           <w:tcPr>
-            <w:tcW w:w="1845" w:type="dxa"/>
+            <w:tcW w:w="1910" w:type="dxa"/>
           </w:tcPr>
           <w:p>
             <w:pPr>
@@ -771,7 +771,7 @@
         </w:tc>
         <w:tc>
           <w:tcPr>
-            <w:tcW w:w="1882" w:type="dxa"/>
+            <w:tcW w:w="1917" w:type="dxa"/>
           </w:tcPr>
           <w:p>
             <w:pPr>
@@ -788,7 +788,7 @@
         </w:tc>
         <w:tc>
           <w:tcPr>
-            <w:tcW w:w="2436" w:type="dxa"/>
+            <w:tcW w:w="2120" w:type="dxa"/>
           </w:tcPr>
           <w:p>
             <w:pPr>
@@ -805,7 +805,7 @@
         </w:tc>
         <w:tc>
           <w:tcPr>
-            <w:tcW w:w="1772" w:type="dxa"/>
+            <w:tcW w:w="1894" w:type="dxa"/>
           </w:tcPr>
           <w:p>
             <w:pPr>
@@ -822,7 +822,7 @@
         </w:tc>
         <w:tc>
           <w:tcPr>
-            <w:tcW w:w="1808" w:type="dxa"/>
+            <w:tcW w:w="1902" w:type="dxa"/>
           </w:tcPr>
           <w:p>
             <w:pPr>
@@ -1255,8 +1255,8 @@
         <w:tblLook w:firstColumn="1" w:firstRow="1" w:lastColumn="0" w:lastRow="0" w:noHBand="0" w:noVBand="1" w:val="04A0"/>
       </w:tblPr>
       <w:tblGrid>
-        <w:gridCol w:w="4484"/>
-        <w:gridCol w:w="5261"/>
+        <w:gridCol w:w="4570"/>
+        <w:gridCol w:w="5175"/>
       </w:tblGrid>
       <w:tr>
         <w:trPr>
@@ -1265,7 +1265,7 @@
         </w:trPr>
         <w:tc>
           <w:tcPr>
-            <w:tcW w:w="4484" w:type="dxa"/>
+            <w:tcW w:w="4570" w:type="dxa"/>
             <w:shd w:val="clear" w:color="auto" w:fill="ECECEC"/>
           </w:tcPr>
           <w:p>
@@ -1284,7 +1284,7 @@
         </w:tc>
         <w:tc>
           <w:tcPr>
-            <w:tcW w:w="5261" w:type="dxa"/>
+            <w:tcW w:w="5175" w:type="dxa"/>
             <w:shd w:val="clear" w:color="auto" w:fill="ECECEC"/>
           </w:tcPr>
           <w:p>
@@ -1305,7 +1305,7 @@
       <w:tr>
         <w:tc>
           <w:tcPr>
-            <w:tcW w:w="4484" w:type="dxa"/>
+            <w:tcW w:w="4570" w:type="dxa"/>
           </w:tcPr>
           <w:p>
             <w:pPr>
@@ -1322,7 +1322,7 @@
         </w:tc>
         <w:tc>
           <w:tcPr>
-            <w:tcW w:w="5261" w:type="dxa"/>
+            <w:tcW w:w="5175" w:type="dxa"/>
           </w:tcPr>
           <w:p>
             <w:pPr>
@@ -1348,18 +1348,18 @@
       <w:tr>
         <w:tc>
           <w:tcPr>
-            <w:tcW w:w="4484" w:type="dxa"/>
-          </w:tcPr>
-          <w:p>
-            <w:pPr>
-              <w:pStyle w:val="Compact"/>
-              <w:spacing w:before="20" w:after="20"/>
-            </w:pPr>
-          </w:p>
-        </w:tc>
-        <w:tc>
-          <w:tcPr>
-            <w:tcW w:w="5261" w:type="dxa"/>
+            <w:tcW w:w="4570" w:type="dxa"/>
+          </w:tcPr>
+          <w:p>
+            <w:pPr>
+              <w:pStyle w:val="Compact"/>
+              <w:spacing w:before="20" w:after="20"/>
+            </w:pPr>
+          </w:p>
+        </w:tc>
+        <w:tc>
+          <w:tcPr>
+            <w:tcW w:w="5175" w:type="dxa"/>
           </w:tcPr>
           <w:p>
             <w:pPr>
@@ -1385,18 +1385,18 @@
       <w:tr>
         <w:tc>
           <w:tcPr>
-            <w:tcW w:w="4484" w:type="dxa"/>
-          </w:tcPr>
-          <w:p>
-            <w:pPr>
-              <w:pStyle w:val="Compact"/>
-              <w:spacing w:before="20" w:after="20"/>
-            </w:pPr>
-          </w:p>
-        </w:tc>
-        <w:tc>
-          <w:tcPr>
-            <w:tcW w:w="5261" w:type="dxa"/>
+            <w:tcW w:w="4570" w:type="dxa"/>
+          </w:tcPr>
+          <w:p>
+            <w:pPr>
+              <w:pStyle w:val="Compact"/>
+              <w:spacing w:before="20" w:after="20"/>
+            </w:pPr>
+          </w:p>
+        </w:tc>
+        <w:tc>
+          <w:tcPr>
+            <w:tcW w:w="5175" w:type="dxa"/>
           </w:tcPr>
           <w:p>
             <w:pPr>
@@ -1422,18 +1422,18 @@
       <w:tr>
         <w:tc>
           <w:tcPr>
-            <w:tcW w:w="4484" w:type="dxa"/>
-          </w:tcPr>
-          <w:p>
-            <w:pPr>
-              <w:pStyle w:val="Compact"/>
-              <w:spacing w:before="20" w:after="20"/>
-            </w:pPr>
-          </w:p>
-        </w:tc>
-        <w:tc>
-          <w:tcPr>
-            <w:tcW w:w="5261" w:type="dxa"/>
+            <w:tcW w:w="4570" w:type="dxa"/>
+          </w:tcPr>
+          <w:p>
+            <w:pPr>
+              <w:pStyle w:val="Compact"/>
+              <w:spacing w:before="20" w:after="20"/>
+            </w:pPr>
+          </w:p>
+        </w:tc>
+        <w:tc>
+          <w:tcPr>
+            <w:tcW w:w="5175" w:type="dxa"/>
           </w:tcPr>
           <w:p>
             <w:pPr>
@@ -1494,9 +1494,9 @@
         <w:tblLook w:firstColumn="1" w:firstRow="1" w:lastColumn="0" w:lastRow="0" w:noHBand="0" w:noVBand="1" w:val="04A0"/>
       </w:tblPr>
       <w:tblGrid>
-        <w:gridCol w:w="984"/>
-        <w:gridCol w:w="882"/>
-        <w:gridCol w:w="7878"/>
+        <w:gridCol w:w="1354"/>
+        <w:gridCol w:w="966"/>
+        <w:gridCol w:w="7425"/>
       </w:tblGrid>
       <w:tr>
         <w:trPr>
@@ -1505,7 +1505,7 @@
         </w:trPr>
         <w:tc>
           <w:tcPr>
-            <w:tcW w:w="984" w:type="dxa"/>
+            <w:tcW w:w="1354" w:type="dxa"/>
             <w:shd w:val="clear" w:color="auto" w:fill="ECECEC"/>
           </w:tcPr>
           <w:p>
@@ -1524,7 +1524,7 @@
         </w:tc>
         <w:tc>
           <w:tcPr>
-            <w:tcW w:w="882" w:type="dxa"/>
+            <w:tcW w:w="966" w:type="dxa"/>
             <w:shd w:val="clear" w:color="auto" w:fill="ECECEC"/>
           </w:tcPr>
           <w:p>
@@ -1543,7 +1543,7 @@
         </w:tc>
         <w:tc>
           <w:tcPr>
-            <w:tcW w:w="7878" w:type="dxa"/>
+            <w:tcW w:w="7425" w:type="dxa"/>
             <w:shd w:val="clear" w:color="auto" w:fill="ECECEC"/>
           </w:tcPr>
           <w:p>
@@ -1564,7 +1564,7 @@
       <w:tr>
         <w:tc>
           <w:tcPr>
-            <w:tcW w:w="984" w:type="dxa"/>
+            <w:tcW w:w="1354" w:type="dxa"/>
           </w:tcPr>
           <w:p>
             <w:pPr>
@@ -1581,7 +1581,7 @@
         </w:tc>
         <w:tc>
           <w:tcPr>
-            <w:tcW w:w="882" w:type="dxa"/>
+            <w:tcW w:w="966" w:type="dxa"/>
           </w:tcPr>
           <w:p>
             <w:pPr>
@@ -1598,7 +1598,7 @@
         </w:tc>
         <w:tc>
           <w:tcPr>
-            <w:tcW w:w="7878" w:type="dxa"/>
+            <w:tcW w:w="7425" w:type="dxa"/>
           </w:tcPr>
           <w:p>
             <w:pPr>
@@ -1952,8 +1952,8 @@
         <w:tblLook w:firstColumn="1" w:firstRow="1" w:lastColumn="0" w:lastRow="0" w:noHBand="0" w:noVBand="1" w:val="04A0"/>
       </w:tblPr>
       <w:tblGrid>
-        <w:gridCol w:w="8805"/>
-        <w:gridCol w:w="940"/>
+        <w:gridCol w:w="8398"/>
+        <w:gridCol w:w="1347"/>
       </w:tblGrid>
       <w:tr>
         <w:trPr>
@@ -1962,7 +1962,7 @@
         </w:trPr>
         <w:tc>
           <w:tcPr>
-            <w:tcW w:w="8805" w:type="dxa"/>
+            <w:tcW w:w="8398" w:type="dxa"/>
             <w:shd w:val="clear" w:color="auto" w:fill="ECECEC"/>
           </w:tcPr>
           <w:p>
@@ -1981,7 +1981,7 @@
         </w:tc>
         <w:tc>
           <w:tcPr>
-            <w:tcW w:w="940" w:type="dxa"/>
+            <w:tcW w:w="1347" w:type="dxa"/>
             <w:shd w:val="clear" w:color="auto" w:fill="ECECEC"/>
           </w:tcPr>
           <w:p>
@@ -2002,7 +2002,7 @@
       <w:tr>
         <w:tc>
           <w:tcPr>
-            <w:tcW w:w="8805" w:type="dxa"/>
+            <w:tcW w:w="8398" w:type="dxa"/>
           </w:tcPr>
           <w:p>
             <w:pPr>
@@ -2019,7 +2019,7 @@
         </w:tc>
         <w:tc>
           <w:tcPr>
-            <w:tcW w:w="940" w:type="dxa"/>
+            <w:tcW w:w="1347" w:type="dxa"/>
           </w:tcPr>
           <w:p>
             <w:pPr>
@@ -2038,7 +2038,7 @@
       <w:tr>
         <w:tc>
           <w:tcPr>
-            <w:tcW w:w="8805" w:type="dxa"/>
+            <w:tcW w:w="8398" w:type="dxa"/>
           </w:tcPr>
           <w:p>
             <w:pPr>
@@ -2055,7 +2055,7 @@
         </w:tc>
         <w:tc>
           <w:tcPr>
-            <w:tcW w:w="940" w:type="dxa"/>
+            <w:tcW w:w="1347" w:type="dxa"/>
           </w:tcPr>
           <w:p>
             <w:pPr>
@@ -2074,7 +2074,7 @@
       <w:tr>
         <w:tc>
           <w:tcPr>
-            <w:tcW w:w="8805" w:type="dxa"/>
+            <w:tcW w:w="8398" w:type="dxa"/>
           </w:tcPr>
           <w:p>
             <w:pPr>
@@ -2091,7 +2091,7 @@
         </w:tc>
         <w:tc>
           <w:tcPr>
-            <w:tcW w:w="940" w:type="dxa"/>
+            <w:tcW w:w="1347" w:type="dxa"/>
           </w:tcPr>
           <w:p>
             <w:pPr>
@@ -2245,9 +2245,9 @@
         <w:tblLook w:firstColumn="1" w:firstRow="1" w:lastColumn="0" w:lastRow="0" w:noHBand="0" w:noVBand="1" w:val="04A0"/>
       </w:tblPr>
       <w:tblGrid>
-        <w:gridCol w:w="1018"/>
-        <w:gridCol w:w="884"/>
-        <w:gridCol w:w="7843"/>
+        <w:gridCol w:w="1354"/>
+        <w:gridCol w:w="966"/>
+        <w:gridCol w:w="7425"/>
       </w:tblGrid>
       <w:tr>
         <w:trPr>
@@ -2256,7 +2256,7 @@
         </w:trPr>
         <w:tc>
           <w:tcPr>
-            <w:tcW w:w="1018" w:type="dxa"/>
+            <w:tcW w:w="1354" w:type="dxa"/>
             <w:shd w:val="clear" w:color="auto" w:fill="ECECEC"/>
           </w:tcPr>
           <w:p>
@@ -2275,7 +2275,7 @@
         </w:tc>
         <w:tc>
           <w:tcPr>
-            <w:tcW w:w="884" w:type="dxa"/>
+            <w:tcW w:w="966" w:type="dxa"/>
             <w:shd w:val="clear" w:color="auto" w:fill="ECECEC"/>
           </w:tcPr>
           <w:p>
@@ -2294,7 +2294,7 @@
         </w:tc>
         <w:tc>
           <w:tcPr>
-            <w:tcW w:w="7843" w:type="dxa"/>
+            <w:tcW w:w="7425" w:type="dxa"/>
             <w:shd w:val="clear" w:color="auto" w:fill="ECECEC"/>
           </w:tcPr>
           <w:p>
@@ -2315,7 +2315,7 @@
       <w:tr>
         <w:tc>
           <w:tcPr>
-            <w:tcW w:w="1018" w:type="dxa"/>
+            <w:tcW w:w="1354" w:type="dxa"/>
           </w:tcPr>
           <w:p>
             <w:pPr>
@@ -2332,7 +2332,7 @@
         </w:tc>
         <w:tc>
           <w:tcPr>
-            <w:tcW w:w="884" w:type="dxa"/>
+            <w:tcW w:w="966" w:type="dxa"/>
           </w:tcPr>
           <w:p>
             <w:pPr>
@@ -2349,7 +2349,7 @@
         </w:tc>
         <w:tc>
           <w:tcPr>
-            <w:tcW w:w="7843" w:type="dxa"/>
+            <w:tcW w:w="7425" w:type="dxa"/>
           </w:tcPr>
           <w:p>
             <w:pPr>
@@ -2785,8 +2785,8 @@
         <w:tblLook w:firstColumn="1" w:firstRow="1" w:lastColumn="0" w:lastRow="0" w:noHBand="0" w:noVBand="1" w:val="04A0"/>
       </w:tblPr>
       <w:tblGrid>
-        <w:gridCol w:w="8853"/>
-        <w:gridCol w:w="892"/>
+        <w:gridCol w:w="8398"/>
+        <w:gridCol w:w="1347"/>
       </w:tblGrid>
       <w:tr>
         <w:trPr>
@@ -2795,7 +2795,7 @@
         </w:trPr>
         <w:tc>
           <w:tcPr>
-            <w:tcW w:w="8853" w:type="dxa"/>
+            <w:tcW w:w="8398" w:type="dxa"/>
             <w:shd w:val="clear" w:color="auto" w:fill="ECECEC"/>
           </w:tcPr>
           <w:p>
@@ -2814,7 +2814,7 @@
         </w:tc>
         <w:tc>
           <w:tcPr>
-            <w:tcW w:w="892" w:type="dxa"/>
+            <w:tcW w:w="1347" w:type="dxa"/>
             <w:shd w:val="clear" w:color="auto" w:fill="ECECEC"/>
           </w:tcPr>
           <w:p>
@@ -2835,7 +2835,7 @@
       <w:tr>
         <w:tc>
           <w:tcPr>
-            <w:tcW w:w="8853" w:type="dxa"/>
+            <w:tcW w:w="8398" w:type="dxa"/>
           </w:tcPr>
           <w:p>
             <w:pPr>
@@ -2852,7 +2852,7 @@
         </w:tc>
         <w:tc>
           <w:tcPr>
-            <w:tcW w:w="892" w:type="dxa"/>
+            <w:tcW w:w="1347" w:type="dxa"/>
           </w:tcPr>
           <w:p>
             <w:pPr>
@@ -2871,7 +2871,7 @@
       <w:tr>
         <w:tc>
           <w:tcPr>
-            <w:tcW w:w="8853" w:type="dxa"/>
+            <w:tcW w:w="8398" w:type="dxa"/>
           </w:tcPr>
           <w:p>
             <w:pPr>
@@ -2888,7 +2888,7 @@
         </w:tc>
         <w:tc>
           <w:tcPr>
-            <w:tcW w:w="892" w:type="dxa"/>
+            <w:tcW w:w="1347" w:type="dxa"/>
           </w:tcPr>
           <w:p>
             <w:pPr>
@@ -2907,7 +2907,7 @@
       <w:tr>
         <w:tc>
           <w:tcPr>
-            <w:tcW w:w="8853" w:type="dxa"/>
+            <w:tcW w:w="8398" w:type="dxa"/>
           </w:tcPr>
           <w:p>
             <w:pPr>
@@ -2924,7 +2924,7 @@
         </w:tc>
         <w:tc>
           <w:tcPr>
-            <w:tcW w:w="892" w:type="dxa"/>
+            <w:tcW w:w="1347" w:type="dxa"/>
           </w:tcPr>
           <w:p>
             <w:pPr>
@@ -2943,7 +2943,7 @@
       <w:tr>
         <w:tc>
           <w:tcPr>
-            <w:tcW w:w="8853" w:type="dxa"/>
+            <w:tcW w:w="8398" w:type="dxa"/>
           </w:tcPr>
           <w:p>
             <w:pPr>
@@ -2960,7 +2960,7 @@
         </w:tc>
         <w:tc>
           <w:tcPr>
-            <w:tcW w:w="892" w:type="dxa"/>
+            <w:tcW w:w="1347" w:type="dxa"/>
           </w:tcPr>
           <w:p>
             <w:pPr>
@@ -3140,9 +3140,9 @@
         <w:tblLook w:firstColumn="1" w:firstRow="1" w:lastColumn="0" w:lastRow="0" w:noHBand="0" w:noVBand="1" w:val="04A0"/>
       </w:tblPr>
       <w:tblGrid>
-        <w:gridCol w:w="1080"/>
-        <w:gridCol w:w="887"/>
-        <w:gridCol w:w="7777"/>
+        <w:gridCol w:w="1392"/>
+        <w:gridCol w:w="994"/>
+        <w:gridCol w:w="7359"/>
       </w:tblGrid>
       <w:tr>
         <w:trPr>
@@ -3151,7 +3151,7 @@
         </w:trPr>
         <w:tc>
           <w:tcPr>
-            <w:tcW w:w="1080" w:type="dxa"/>
+            <w:tcW w:w="1392" w:type="dxa"/>
             <w:shd w:val="clear" w:color="auto" w:fill="ECECEC"/>
           </w:tcPr>
           <w:p>
@@ -3170,7 +3170,7 @@
         </w:tc>
         <w:tc>
           <w:tcPr>
-            <w:tcW w:w="887" w:type="dxa"/>
+            <w:tcW w:w="994" w:type="dxa"/>
             <w:shd w:val="clear" w:color="auto" w:fill="ECECEC"/>
           </w:tcPr>
           <w:p>
@@ -3189,7 +3189,7 @@
         </w:tc>
         <w:tc>
           <w:tcPr>
-            <w:tcW w:w="7777" w:type="dxa"/>
+            <w:tcW w:w="7359" w:type="dxa"/>
             <w:shd w:val="clear" w:color="auto" w:fill="ECECEC"/>
           </w:tcPr>
           <w:p>
@@ -3210,7 +3210,7 @@
       <w:tr>
         <w:tc>
           <w:tcPr>
-            <w:tcW w:w="1080" w:type="dxa"/>
+            <w:tcW w:w="1392" w:type="dxa"/>
           </w:tcPr>
           <w:p>
             <w:pPr>
@@ -3227,7 +3227,7 @@
         </w:tc>
         <w:tc>
           <w:tcPr>
-            <w:tcW w:w="887" w:type="dxa"/>
+            <w:tcW w:w="994" w:type="dxa"/>
           </w:tcPr>
           <w:p>
             <w:pPr>
@@ -3244,7 +3244,7 @@
         </w:tc>
         <w:tc>
           <w:tcPr>
-            <w:tcW w:w="7777" w:type="dxa"/>
+            <w:tcW w:w="7359" w:type="dxa"/>
           </w:tcPr>
           <w:p>
             <w:pPr>
@@ -3814,8 +3814,8 @@
         <w:tblLook w:firstColumn="1" w:firstRow="1" w:lastColumn="0" w:lastRow="0" w:noHBand="0" w:noVBand="1" w:val="04A0"/>
       </w:tblPr>
       <w:tblGrid>
-        <w:gridCol w:w="8847"/>
-        <w:gridCol w:w="898"/>
+        <w:gridCol w:w="8303"/>
+        <w:gridCol w:w="1442"/>
       </w:tblGrid>
       <w:tr>
         <w:trPr>
@@ -3824,7 +3824,7 @@
         </w:trPr>
         <w:tc>
           <w:tcPr>
-            <w:tcW w:w="8847" w:type="dxa"/>
+            <w:tcW w:w="8303" w:type="dxa"/>
             <w:shd w:val="clear" w:color="auto" w:fill="ECECEC"/>
           </w:tcPr>
           <w:p>
@@ -3843,7 +3843,7 @@
         </w:tc>
         <w:tc>
           <w:tcPr>
-            <w:tcW w:w="898" w:type="dxa"/>
+            <w:tcW w:w="1442" w:type="dxa"/>
             <w:shd w:val="clear" w:color="auto" w:fill="ECECEC"/>
           </w:tcPr>
           <w:p>
@@ -3864,7 +3864,7 @@
       <w:tr>
         <w:tc>
           <w:tcPr>
-            <w:tcW w:w="8847" w:type="dxa"/>
+            <w:tcW w:w="8303" w:type="dxa"/>
           </w:tcPr>
           <w:p>
             <w:pPr>
@@ -3881,7 +3881,7 @@
         </w:tc>
         <w:tc>
           <w:tcPr>
-            <w:tcW w:w="898" w:type="dxa"/>
+            <w:tcW w:w="1442" w:type="dxa"/>
           </w:tcPr>
           <w:p>
             <w:pPr>
@@ -3900,7 +3900,7 @@
       <w:tr>
         <w:tc>
           <w:tcPr>
-            <w:tcW w:w="8847" w:type="dxa"/>
+            <w:tcW w:w="8303" w:type="dxa"/>
           </w:tcPr>
           <w:p>
             <w:pPr>
@@ -3917,7 +3917,7 @@
         </w:tc>
         <w:tc>
           <w:tcPr>
-            <w:tcW w:w="898" w:type="dxa"/>
+            <w:tcW w:w="1442" w:type="dxa"/>
           </w:tcPr>
           <w:p>
             <w:pPr>
@@ -3936,7 +3936,7 @@
       <w:tr>
         <w:tc>
           <w:tcPr>
-            <w:tcW w:w="8847" w:type="dxa"/>
+            <w:tcW w:w="8303" w:type="dxa"/>
           </w:tcPr>
           <w:p>
             <w:pPr>
@@ -3953,7 +3953,7 @@
         </w:tc>
         <w:tc>
           <w:tcPr>
-            <w:tcW w:w="898" w:type="dxa"/>
+            <w:tcW w:w="1442" w:type="dxa"/>
           </w:tcPr>
           <w:p>
             <w:pPr>
@@ -3972,7 +3972,7 @@
       <w:tr>
         <w:tc>
           <w:tcPr>
-            <w:tcW w:w="8847" w:type="dxa"/>
+            <w:tcW w:w="8303" w:type="dxa"/>
           </w:tcPr>
           <w:p>
             <w:pPr>
@@ -3989,7 +3989,7 @@
         </w:tc>
         <w:tc>
           <w:tcPr>
-            <w:tcW w:w="898" w:type="dxa"/>
+            <w:tcW w:w="1442" w:type="dxa"/>
           </w:tcPr>
           <w:p>
             <w:pPr>
@@ -4130,9 +4130,9 @@
         <w:tblLook w:firstColumn="1" w:firstRow="1" w:lastColumn="0" w:lastRow="0" w:noHBand="0" w:noVBand="1" w:val="04A0"/>
       </w:tblPr>
       <w:tblGrid>
-        <w:gridCol w:w="869"/>
-        <w:gridCol w:w="869"/>
-        <w:gridCol w:w="8007"/>
+        <w:gridCol w:w="1354"/>
+        <w:gridCol w:w="966"/>
+        <w:gridCol w:w="7425"/>
       </w:tblGrid>
       <w:tr>
         <w:trPr>
@@ -4141,7 +4141,7 @@
         </w:trPr>
         <w:tc>
           <w:tcPr>
-            <w:tcW w:w="869" w:type="dxa"/>
+            <w:tcW w:w="1354" w:type="dxa"/>
             <w:shd w:val="clear" w:color="auto" w:fill="ECECEC"/>
           </w:tcPr>
           <w:p>
@@ -4160,7 +4160,7 @@
         </w:tc>
         <w:tc>
           <w:tcPr>
-            <w:tcW w:w="869" w:type="dxa"/>
+            <w:tcW w:w="966" w:type="dxa"/>
             <w:shd w:val="clear" w:color="auto" w:fill="ECECEC"/>
           </w:tcPr>
           <w:p>
@@ -4179,7 +4179,7 @@
         </w:tc>
         <w:tc>
           <w:tcPr>
-            <w:tcW w:w="8007" w:type="dxa"/>
+            <w:tcW w:w="7425" w:type="dxa"/>
             <w:shd w:val="clear" w:color="auto" w:fill="ECECEC"/>
           </w:tcPr>
           <w:p>
@@ -4200,7 +4200,7 @@
       <w:tr>
         <w:tc>
           <w:tcPr>
-            <w:tcW w:w="869" w:type="dxa"/>
+            <w:tcW w:w="1354" w:type="dxa"/>
           </w:tcPr>
           <w:p>
             <w:pPr>
@@ -4217,7 +4217,7 @@
         </w:tc>
         <w:tc>
           <w:tcPr>
-            <w:tcW w:w="869" w:type="dxa"/>
+            <w:tcW w:w="966" w:type="dxa"/>
           </w:tcPr>
           <w:p>
             <w:pPr>
@@ -4234,7 +4234,7 @@
         </w:tc>
         <w:tc>
           <w:tcPr>
-            <w:tcW w:w="8007" w:type="dxa"/>
+            <w:tcW w:w="7425" w:type="dxa"/>
           </w:tcPr>
           <w:p>
             <w:pPr>
@@ -4670,8 +4670,8 @@
         <w:tblLook w:firstColumn="1" w:firstRow="1" w:lastColumn="0" w:lastRow="0" w:noHBand="0" w:noVBand="1" w:val="04A0"/>
       </w:tblPr>
       <w:tblGrid>
-        <w:gridCol w:w="8753"/>
-        <w:gridCol w:w="992"/>
+        <w:gridCol w:w="8398"/>
+        <w:gridCol w:w="1347"/>
       </w:tblGrid>
       <w:tr>
         <w:trPr>
@@ -4680,7 +4680,7 @@
         </w:trPr>
         <w:tc>
           <w:tcPr>
-            <w:tcW w:w="8753" w:type="dxa"/>
+            <w:tcW w:w="8398" w:type="dxa"/>
             <w:shd w:val="clear" w:color="auto" w:fill="ECECEC"/>
           </w:tcPr>
           <w:p>
@@ -4699,7 +4699,7 @@
         </w:tc>
         <w:tc>
           <w:tcPr>
-            <w:tcW w:w="992" w:type="dxa"/>
+            <w:tcW w:w="1347" w:type="dxa"/>
             <w:shd w:val="clear" w:color="auto" w:fill="ECECEC"/>
           </w:tcPr>
           <w:p>
@@ -4720,7 +4720,7 @@
       <w:tr>
         <w:tc>
           <w:tcPr>
-            <w:tcW w:w="8753" w:type="dxa"/>
+            <w:tcW w:w="8398" w:type="dxa"/>
           </w:tcPr>
           <w:p>
             <w:pPr>
@@ -4737,7 +4737,7 @@
         </w:tc>
         <w:tc>
           <w:tcPr>
-            <w:tcW w:w="992" w:type="dxa"/>
+            <w:tcW w:w="1347" w:type="dxa"/>
           </w:tcPr>
           <w:p>
             <w:pPr>
@@ -4756,7 +4756,7 @@
       <w:tr>
         <w:tc>
           <w:tcPr>
-            <w:tcW w:w="8753" w:type="dxa"/>
+            <w:tcW w:w="8398" w:type="dxa"/>
           </w:tcPr>
           <w:p>
             <w:pPr>
@@ -4773,7 +4773,7 @@
         </w:tc>
         <w:tc>
           <w:tcPr>
-            <w:tcW w:w="992" w:type="dxa"/>
+            <w:tcW w:w="1347" w:type="dxa"/>
           </w:tcPr>
           <w:p>
             <w:pPr>
@@ -4792,7 +4792,7 @@
       <w:tr>
         <w:tc>
           <w:tcPr>
-            <w:tcW w:w="8753" w:type="dxa"/>
+            <w:tcW w:w="8398" w:type="dxa"/>
           </w:tcPr>
           <w:p>
             <w:pPr>
@@ -4809,7 +4809,7 @@
         </w:tc>
         <w:tc>
           <w:tcPr>
-            <w:tcW w:w="992" w:type="dxa"/>
+            <w:tcW w:w="1347" w:type="dxa"/>
           </w:tcPr>
           <w:p>
             <w:pPr>
